--- a/LLM_and_Enterprise_RAG_Bootcamp/Lab_Walkthroughs/Week_02_Lab_A_embedding_basics_anisotropy_and_whitening.docx
+++ b/LLM_and_Enterprise_RAG_Bootcamp/Lab_Walkthroughs/Week_02_Lab_A_embedding_basics_anisotropy_and_whitening.docx
@@ -155,6 +155,430 @@
           <w:sz w:val="22"/>
         </w:rPr>
         <w:t>Re-measure and benchmark retrieval recall@10 on STS-B.</w:t>
+      </w:r>
+    </w:p>
+    <w:p>
+      <w:r>
+        <w:rPr>
+          <w:b/>
+          <w:color w:val="1E2761"/>
+          <w:sz w:val="32"/>
+        </w:rPr>
+        <w:t>Starter Code</w:t>
+      </w:r>
+    </w:p>
+    <w:p>
+      <w:r>
+        <w:rPr>
+          <w:color w:val="333333"/>
+          <w:sz w:val="22"/>
+        </w:rPr>
+        <w:t>Copy this into the lab workspace and fill in the marked sections.</w:t>
+      </w:r>
+    </w:p>
+    <w:p>
+      <w:pPr>
+        <w:spacing w:after="0" w:before="0"/>
+      </w:pPr>
+      <w:r>
+        <w:rPr>
+          <w:rFonts w:ascii="Consolas" w:hAnsi="Consolas"/>
+          <w:color w:val="101010"/>
+          <w:sz w:val="18"/>
+        </w:rPr>
+        <w:t>import numpy as np</w:t>
+      </w:r>
+    </w:p>
+    <w:p>
+      <w:pPr>
+        <w:spacing w:after="0" w:before="0"/>
+      </w:pPr>
+      <w:r>
+        <w:rPr>
+          <w:rFonts w:ascii="Consolas" w:hAnsi="Consolas"/>
+          <w:color w:val="101010"/>
+          <w:sz w:val="18"/>
+        </w:rPr>
+        <w:t>from sentence_transformers import SentenceTransformer</w:t>
+      </w:r>
+    </w:p>
+    <w:p>
+      <w:pPr>
+        <w:spacing w:after="0" w:before="0"/>
+      </w:pPr>
+      <w:r>
+        <w:rPr>
+          <w:rFonts w:ascii="Consolas" w:hAnsi="Consolas"/>
+          <w:color w:val="101010"/>
+          <w:sz w:val="18"/>
+        </w:rPr>
+        <w:t xml:space="preserve"> </w:t>
+      </w:r>
+    </w:p>
+    <w:p>
+      <w:pPr>
+        <w:spacing w:after="0" w:before="0"/>
+      </w:pPr>
+      <w:r>
+        <w:rPr>
+          <w:rFonts w:ascii="Consolas" w:hAnsi="Consolas"/>
+          <w:color w:val="101010"/>
+          <w:sz w:val="18"/>
+        </w:rPr>
+        <w:t>MODELS = ['all-mpnet-base-v2', 'BAAI/bge-base-en-v1.5',</w:t>
+      </w:r>
+    </w:p>
+    <w:p>
+      <w:pPr>
+        <w:spacing w:after="0" w:before="0"/>
+      </w:pPr>
+      <w:r>
+        <w:rPr>
+          <w:rFonts w:ascii="Consolas" w:hAnsi="Consolas"/>
+          <w:color w:val="101010"/>
+          <w:sz w:val="18"/>
+        </w:rPr>
+        <w:t xml:space="preserve">          'thenlper/gte-base']</w:t>
+      </w:r>
+    </w:p>
+    <w:p>
+      <w:pPr>
+        <w:spacing w:after="0" w:before="0"/>
+      </w:pPr>
+      <w:r>
+        <w:rPr>
+          <w:rFonts w:ascii="Consolas" w:hAnsi="Consolas"/>
+          <w:color w:val="101010"/>
+          <w:sz w:val="18"/>
+        </w:rPr>
+        <w:t>sentences = load_sentences('data/wiki_5k.txt')  # 5000 lines</w:t>
+      </w:r>
+    </w:p>
+    <w:p>
+      <w:pPr>
+        <w:spacing w:after="0" w:before="0"/>
+      </w:pPr>
+      <w:r>
+        <w:rPr>
+          <w:rFonts w:ascii="Consolas" w:hAnsi="Consolas"/>
+          <w:color w:val="101010"/>
+          <w:sz w:val="18"/>
+        </w:rPr>
+        <w:t xml:space="preserve"> </w:t>
+      </w:r>
+    </w:p>
+    <w:p>
+      <w:pPr>
+        <w:spacing w:after="0" w:before="0"/>
+      </w:pPr>
+      <w:r>
+        <w:rPr>
+          <w:rFonts w:ascii="Consolas" w:hAnsi="Consolas"/>
+          <w:color w:val="101010"/>
+          <w:sz w:val="18"/>
+        </w:rPr>
+        <w:t>def anisotropy(emb):</w:t>
+      </w:r>
+    </w:p>
+    <w:p>
+      <w:pPr>
+        <w:spacing w:after="0" w:before="0"/>
+      </w:pPr>
+      <w:r>
+        <w:rPr>
+          <w:rFonts w:ascii="Consolas" w:hAnsi="Consolas"/>
+          <w:color w:val="101010"/>
+          <w:sz w:val="18"/>
+        </w:rPr>
+        <w:t xml:space="preserve">    emb = emb / np.linalg.norm(emb, axis=1, keepdims=True)</w:t>
+      </w:r>
+    </w:p>
+    <w:p>
+      <w:pPr>
+        <w:spacing w:after="0" w:before="0"/>
+      </w:pPr>
+      <w:r>
+        <w:rPr>
+          <w:rFonts w:ascii="Consolas" w:hAnsi="Consolas"/>
+          <w:color w:val="101010"/>
+          <w:sz w:val="18"/>
+        </w:rPr>
+        <w:t xml:space="preserve">    sample = emb[np.random.choice(len(emb), 1000, replace=False)]</w:t>
+      </w:r>
+    </w:p>
+    <w:p>
+      <w:pPr>
+        <w:spacing w:after="0" w:before="0"/>
+      </w:pPr>
+      <w:r>
+        <w:rPr>
+          <w:rFonts w:ascii="Consolas" w:hAnsi="Consolas"/>
+          <w:color w:val="101010"/>
+          <w:sz w:val="18"/>
+        </w:rPr>
+        <w:t xml:space="preserve">    sims = sample @ sample.T</w:t>
+      </w:r>
+    </w:p>
+    <w:p>
+      <w:pPr>
+        <w:spacing w:after="0" w:before="0"/>
+      </w:pPr>
+      <w:r>
+        <w:rPr>
+          <w:rFonts w:ascii="Consolas" w:hAnsi="Consolas"/>
+          <w:color w:val="101010"/>
+          <w:sz w:val="18"/>
+        </w:rPr>
+        <w:t xml:space="preserve">    mask = ~np.eye(len(sample), dtype=bool)</w:t>
+      </w:r>
+    </w:p>
+    <w:p>
+      <w:pPr>
+        <w:spacing w:after="0" w:before="0"/>
+      </w:pPr>
+      <w:r>
+        <w:rPr>
+          <w:rFonts w:ascii="Consolas" w:hAnsi="Consolas"/>
+          <w:color w:val="101010"/>
+          <w:sz w:val="18"/>
+        </w:rPr>
+        <w:t xml:space="preserve">    return sims[mask].mean()</w:t>
+      </w:r>
+    </w:p>
+    <w:p>
+      <w:pPr>
+        <w:spacing w:after="0" w:before="0"/>
+      </w:pPr>
+      <w:r>
+        <w:rPr>
+          <w:rFonts w:ascii="Consolas" w:hAnsi="Consolas"/>
+          <w:color w:val="101010"/>
+          <w:sz w:val="18"/>
+        </w:rPr>
+        <w:t xml:space="preserve"> </w:t>
+      </w:r>
+    </w:p>
+    <w:p>
+      <w:pPr>
+        <w:spacing w:after="0" w:before="0"/>
+      </w:pPr>
+      <w:r>
+        <w:rPr>
+          <w:rFonts w:ascii="Consolas" w:hAnsi="Consolas"/>
+          <w:color w:val="101010"/>
+          <w:sz w:val="18"/>
+        </w:rPr>
+        <w:t>def whiten(emb):</w:t>
+      </w:r>
+    </w:p>
+    <w:p>
+      <w:pPr>
+        <w:spacing w:after="0" w:before="0"/>
+      </w:pPr>
+      <w:r>
+        <w:rPr>
+          <w:rFonts w:ascii="Consolas" w:hAnsi="Consolas"/>
+          <w:color w:val="101010"/>
+          <w:sz w:val="18"/>
+        </w:rPr>
+        <w:t xml:space="preserve">    mu = emb.mean(axis=0)</w:t>
+      </w:r>
+    </w:p>
+    <w:p>
+      <w:pPr>
+        <w:spacing w:after="0" w:before="0"/>
+      </w:pPr>
+      <w:r>
+        <w:rPr>
+          <w:rFonts w:ascii="Consolas" w:hAnsi="Consolas"/>
+          <w:color w:val="101010"/>
+          <w:sz w:val="18"/>
+        </w:rPr>
+        <w:t xml:space="preserve">    cov = np.cov((emb - mu).T)</w:t>
+      </w:r>
+    </w:p>
+    <w:p>
+      <w:pPr>
+        <w:spacing w:after="0" w:before="0"/>
+      </w:pPr>
+      <w:r>
+        <w:rPr>
+          <w:rFonts w:ascii="Consolas" w:hAnsi="Consolas"/>
+          <w:color w:val="101010"/>
+          <w:sz w:val="18"/>
+        </w:rPr>
+        <w:t xml:space="preserve">    u, s, _ = np.linalg.svd(cov)</w:t>
+      </w:r>
+    </w:p>
+    <w:p>
+      <w:pPr>
+        <w:spacing w:after="0" w:before="0"/>
+      </w:pPr>
+      <w:r>
+        <w:rPr>
+          <w:rFonts w:ascii="Consolas" w:hAnsi="Consolas"/>
+          <w:color w:val="101010"/>
+          <w:sz w:val="18"/>
+        </w:rPr>
+        <w:t xml:space="preserve">    w = u @ np.diag(1.0 / np.sqrt(s + 1e-9))</w:t>
+      </w:r>
+    </w:p>
+    <w:p>
+      <w:pPr>
+        <w:spacing w:after="0" w:before="0"/>
+      </w:pPr>
+      <w:r>
+        <w:rPr>
+          <w:rFonts w:ascii="Consolas" w:hAnsi="Consolas"/>
+          <w:color w:val="101010"/>
+          <w:sz w:val="18"/>
+        </w:rPr>
+        <w:t xml:space="preserve">    return (emb - mu) @ w</w:t>
+      </w:r>
+    </w:p>
+    <w:p>
+      <w:pPr>
+        <w:spacing w:after="0" w:before="0"/>
+      </w:pPr>
+      <w:r>
+        <w:rPr>
+          <w:rFonts w:ascii="Consolas" w:hAnsi="Consolas"/>
+          <w:color w:val="101010"/>
+          <w:sz w:val="18"/>
+        </w:rPr>
+        <w:t xml:space="preserve"> </w:t>
+      </w:r>
+    </w:p>
+    <w:p>
+      <w:pPr>
+        <w:spacing w:after="0" w:before="0"/>
+      </w:pPr>
+      <w:r>
+        <w:rPr>
+          <w:rFonts w:ascii="Consolas" w:hAnsi="Consolas"/>
+          <w:color w:val="101010"/>
+          <w:sz w:val="18"/>
+        </w:rPr>
+        <w:t>for name in MODELS:</w:t>
+      </w:r>
+    </w:p>
+    <w:p>
+      <w:pPr>
+        <w:spacing w:after="0" w:before="0"/>
+      </w:pPr>
+      <w:r>
+        <w:rPr>
+          <w:rFonts w:ascii="Consolas" w:hAnsi="Consolas"/>
+          <w:color w:val="101010"/>
+          <w:sz w:val="18"/>
+        </w:rPr>
+        <w:t xml:space="preserve">    emb = SentenceTransformer(name).encode(sentences)</w:t>
+      </w:r>
+    </w:p>
+    <w:p>
+      <w:pPr>
+        <w:spacing w:after="0" w:before="0"/>
+      </w:pPr>
+      <w:r>
+        <w:rPr>
+          <w:rFonts w:ascii="Consolas" w:hAnsi="Consolas"/>
+          <w:color w:val="101010"/>
+          <w:sz w:val="18"/>
+        </w:rPr>
+        <w:t xml:space="preserve">    print(name, 'raw:', anisotropy(emb), 'whitened:', anisotropy(whiten(emb)))</w:t>
+      </w:r>
+    </w:p>
+    <w:p>
+      <w:pPr>
+        <w:spacing w:after="0" w:before="0"/>
+      </w:pPr>
+      <w:r>
+        <w:rPr>
+          <w:rFonts w:ascii="Consolas" w:hAnsi="Consolas"/>
+          <w:color w:val="101010"/>
+          <w:sz w:val="18"/>
+        </w:rPr>
+        <w:t xml:space="preserve">    # TODO: benchmark retrieval recall@10 on STS-B before and after</w:t>
+      </w:r>
+    </w:p>
+    <w:p>
+      <w:pPr>
+        <w:spacing w:after="0" w:before="0"/>
+      </w:pPr>
+      <w:r>
+        <w:rPr>
+          <w:rFonts w:ascii="Consolas" w:hAnsi="Consolas"/>
+          <w:color w:val="101010"/>
+          <w:sz w:val="18"/>
+        </w:rPr>
+        <w:t xml:space="preserve"> </w:t>
+      </w:r>
+    </w:p>
+    <w:p>
+      <w:r>
+        <w:rPr>
+          <w:b/>
+          <w:color w:val="1E2761"/>
+          <w:sz w:val="32"/>
+        </w:rPr>
+        <w:t>Verification Checks</w:t>
+      </w:r>
+    </w:p>
+    <w:p>
+      <w:r>
+        <w:rPr>
+          <w:color w:val="333333"/>
+          <w:sz w:val="22"/>
+        </w:rPr>
+        <w:t>Run these before submitting. Each check catches a frequent failure.</w:t>
+      </w:r>
+    </w:p>
+    <w:p>
+      <w:pPr>
+        <w:pStyle w:val="ListBullet"/>
+      </w:pPr>
+      <w:r>
+        <w:rPr>
+          <w:color w:val="333333"/>
+          <w:sz w:val="22"/>
+        </w:rPr>
+        <w:t>Raw anisotropy for each model is a single scalar; plain BERT-style models land well above 0.3.</w:t>
+      </w:r>
+    </w:p>
+    <w:p>
+      <w:pPr>
+        <w:pStyle w:val="ListBullet"/>
+      </w:pPr>
+      <w:r>
+        <w:rPr>
+          <w:color w:val="333333"/>
+          <w:sz w:val="22"/>
+        </w:rPr>
+        <w:t>After whitening, mean pairwise cosine drops to roughly 0 (absolute value under 0.05).</w:t>
+      </w:r>
+    </w:p>
+    <w:p>
+      <w:pPr>
+        <w:pStyle w:val="ListBullet"/>
+      </w:pPr>
+      <w:r>
+        <w:rPr>
+          <w:color w:val="333333"/>
+          <w:sz w:val="22"/>
+        </w:rPr>
+        <w:t>Whitened embeddings keep their shape (n, d) and contain no NaNs (np.isfinite check passes).</w:t>
+      </w:r>
+    </w:p>
+    <w:p>
+      <w:pPr>
+        <w:pStyle w:val="ListBullet"/>
+      </w:pPr>
+      <w:r>
+        <w:rPr>
+          <w:color w:val="333333"/>
+          <w:sz w:val="22"/>
+        </w:rPr>
+        <w:t>The before/after recall@10 table covers all three models from the same eval split.</w:t>
       </w:r>
     </w:p>
     <w:p>
@@ -518,6 +942,7 @@
       </w:r>
     </w:p>
     <w:sectPr>
+      <w:footerReference w:type="default" r:id="rId9"/>
       <w:pgSz w:w="12240" w:h="15840"/>
       <w:pgMar w:top="1152" w:right="1296" w:bottom="1152" w:left="1296" w:header="720" w:footer="720" w:gutter="0"/>
       <w:cols w:space="720"/>
@@ -525,6 +950,25 @@
     </w:sectPr>
   </w:body>
 </w:document>
+</file>
+
+<file path=word/footer1.xml><?xml version="1.0" encoding="utf-8"?>
+<w:ftr xmlns:m="http://schemas.openxmlformats.org/officeDocument/2006/math" xmlns:mc="http://schemas.openxmlformats.org/markup-compatibility/2006" xmlns:mo="http://schemas.microsoft.com/office/mac/office/2008/main" xmlns:mv="urn:schemas-microsoft-com:mac:vml" xmlns:o="urn:schemas-microsoft-com:office:office" xmlns:r="http://schemas.openxmlformats.org/officeDocument/2006/relationships" xmlns:v="urn:schemas-microsoft-com:vml" xmlns:w10="urn:schemas-microsoft-com:office:word" xmlns:w14="http://schemas.microsoft.com/office/word/2010/wordml" xmlns:w="http://schemas.openxmlformats.org/wordprocessingml/2006/main" xmlns:wne="http://schemas.microsoft.com/office/word/2006/wordml" xmlns:wp14="http://schemas.microsoft.com/office/word/2010/wordprocessingDrawing" xmlns:wp="http://schemas.openxmlformats.org/drawingml/2006/wordprocessingDrawing" xmlns:wpc="http://schemas.microsoft.com/office/word/2010/wordprocessingCanvas" xmlns:wpg="http://schemas.microsoft.com/office/word/2010/wordprocessingGroup" xmlns:wpi="http://schemas.microsoft.com/office/word/2010/wordprocessingInk" xmlns:wps="http://schemas.microsoft.com/office/word/2010/wordprocessingShape" mc:Ignorable="w14 wp14">
+  <w:p>
+    <w:pPr>
+      <w:pStyle w:val="Footer"/>
+      <w:jc w:val="center"/>
+    </w:pPr>
+    <w:r>
+      <w:rPr>
+        <w:rFonts w:ascii="Calibri" w:hAnsi="Calibri"/>
+        <w:color w:val="333333"/>
+        <w:sz w:val="18"/>
+      </w:rPr>
+      <w:t>© 2026 Proxiant Academy | info@proxiant.com | proxiant.ai/training</w:t>
+    </w:r>
+  </w:p>
+</w:ftr>
 </file>
 
 <file path=word/numbering.xml><?xml version="1.0" encoding="utf-8"?>
